--- a/Отчёт к 1 лабораторной работе.docx
+++ b/Отчёт к 1 лабораторной работе.docx
@@ -8343,11 +8343,40 @@
         </w:rPr>
         <w:t>Ответы на контрольные вопросы</w:t>
       </w:r>
-      <w:r>
-        <w:rPr>
-          <w:rFonts w:cs="Times New Roman"/>
-        </w:rPr>
-        <w:br/>
+    </w:p>
+    <w:p>
+      <w:pPr>
+        <w:pStyle w:val="a4"/>
+        <w:numPr>
+          <w:ilvl w:val="0"/>
+          <w:numId w:val="12"/>
+        </w:numPr>
+        <w:tabs>
+          <w:tab w:val="left" w:pos="916"/>
+          <w:tab w:val="left" w:pos="1832"/>
+          <w:tab w:val="left" w:pos="2748"/>
+          <w:tab w:val="left" w:pos="3664"/>
+          <w:tab w:val="left" w:pos="4580"/>
+          <w:tab w:val="left" w:pos="5496"/>
+          <w:tab w:val="left" w:pos="6412"/>
+          <w:tab w:val="left" w:pos="7328"/>
+          <w:tab w:val="left" w:pos="8244"/>
+          <w:tab w:val="left" w:pos="9160"/>
+          <w:tab w:val="left" w:pos="10076"/>
+          <w:tab w:val="left" w:pos="10992"/>
+          <w:tab w:val="left" w:pos="11908"/>
+          <w:tab w:val="left" w:pos="12824"/>
+          <w:tab w:val="left" w:pos="13740"/>
+          <w:tab w:val="left" w:pos="14656"/>
+        </w:tabs>
+        <w:rPr>
+          <w:rFonts w:cs="Times New Roman"/>
+        </w:rPr>
+      </w:pPr>
+      <w:r>
+        <w:rPr>
+          <w:rFonts w:cs="Times New Roman"/>
+        </w:rPr>
         <w:t>Что такое делегаты в C# и какова их основная цель?</w:t>
       </w:r>
       <w:r>
@@ -8369,11 +8398,40 @@
         </w:rPr>
         <w:t>это объект, хранящий ссылку на метод с определенной сигнатурой. Используется для передачи методов в качестве параметров и создания событий.</w:t>
       </w:r>
-      <w:r>
-        <w:rPr>
-          <w:rFonts w:cs="Times New Roman"/>
-        </w:rPr>
-        <w:br/>
+    </w:p>
+    <w:p>
+      <w:pPr>
+        <w:pStyle w:val="a4"/>
+        <w:numPr>
+          <w:ilvl w:val="0"/>
+          <w:numId w:val="12"/>
+        </w:numPr>
+        <w:tabs>
+          <w:tab w:val="left" w:pos="916"/>
+          <w:tab w:val="left" w:pos="1832"/>
+          <w:tab w:val="left" w:pos="2748"/>
+          <w:tab w:val="left" w:pos="3664"/>
+          <w:tab w:val="left" w:pos="4580"/>
+          <w:tab w:val="left" w:pos="5496"/>
+          <w:tab w:val="left" w:pos="6412"/>
+          <w:tab w:val="left" w:pos="7328"/>
+          <w:tab w:val="left" w:pos="8244"/>
+          <w:tab w:val="left" w:pos="9160"/>
+          <w:tab w:val="left" w:pos="10076"/>
+          <w:tab w:val="left" w:pos="10992"/>
+          <w:tab w:val="left" w:pos="11908"/>
+          <w:tab w:val="left" w:pos="12824"/>
+          <w:tab w:val="left" w:pos="13740"/>
+          <w:tab w:val="left" w:pos="14656"/>
+        </w:tabs>
+        <w:rPr>
+          <w:rFonts w:cs="Times New Roman"/>
+        </w:rPr>
+      </w:pPr>
+      <w:r>
+        <w:rPr>
+          <w:rFonts w:cs="Times New Roman"/>
+        </w:rPr>
         <w:t>Как объявить делегат и использовать его?</w:t>
       </w:r>
       <w:r>
@@ -8467,9 +8525,24 @@
         <w:rPr>
           <w:rFonts w:cs="Times New Roman"/>
         </w:rPr>
-        <w:t xml:space="preserve">)). В современном C# часто используются готовые встроенные делегаты Action&lt;...&gt; и </w:t>
+        <w:t xml:space="preserve">)). В современном C# часто используются готовые встроенные делегаты </w:t>
+      </w:r>
+      <w:proofErr w:type="gramStart"/>
+      <w:r>
+        <w:rPr>
+          <w:rFonts w:cs="Times New Roman"/>
+        </w:rPr>
+        <w:t>Action&lt;</w:t>
+      </w:r>
+      <w:proofErr w:type="gramEnd"/>
+      <w:r>
+        <w:rPr>
+          <w:rFonts w:cs="Times New Roman"/>
+        </w:rPr>
+        <w:t xml:space="preserve">...&gt; и </w:t>
       </w:r>
       <w:proofErr w:type="spellStart"/>
+      <w:proofErr w:type="gramStart"/>
       <w:r>
         <w:rPr>
           <w:rFonts w:cs="Times New Roman"/>
@@ -8481,13 +8554,49 @@
         <w:rPr>
           <w:rFonts w:cs="Times New Roman"/>
         </w:rPr>
-        <w:t>&lt;...&gt;.</w:t>
-      </w:r>
-      <w:r>
-        <w:rPr>
-          <w:rFonts w:cs="Times New Roman"/>
-        </w:rPr>
-        <w:br/>
+        <w:t>&lt;</w:t>
+      </w:r>
+      <w:proofErr w:type="gramEnd"/>
+      <w:r>
+        <w:rPr>
+          <w:rFonts w:cs="Times New Roman"/>
+        </w:rPr>
+        <w:t>...&gt;.</w:t>
+      </w:r>
+    </w:p>
+    <w:p>
+      <w:pPr>
+        <w:pStyle w:val="a4"/>
+        <w:numPr>
+          <w:ilvl w:val="0"/>
+          <w:numId w:val="12"/>
+        </w:numPr>
+        <w:tabs>
+          <w:tab w:val="left" w:pos="916"/>
+          <w:tab w:val="left" w:pos="1832"/>
+          <w:tab w:val="left" w:pos="2748"/>
+          <w:tab w:val="left" w:pos="3664"/>
+          <w:tab w:val="left" w:pos="4580"/>
+          <w:tab w:val="left" w:pos="5496"/>
+          <w:tab w:val="left" w:pos="6412"/>
+          <w:tab w:val="left" w:pos="7328"/>
+          <w:tab w:val="left" w:pos="8244"/>
+          <w:tab w:val="left" w:pos="9160"/>
+          <w:tab w:val="left" w:pos="10076"/>
+          <w:tab w:val="left" w:pos="10992"/>
+          <w:tab w:val="left" w:pos="11908"/>
+          <w:tab w:val="left" w:pos="12824"/>
+          <w:tab w:val="left" w:pos="13740"/>
+          <w:tab w:val="left" w:pos="14656"/>
+        </w:tabs>
+        <w:rPr>
+          <w:rFonts w:cs="Times New Roman"/>
+        </w:rPr>
+      </w:pPr>
+      <w:r>
+        <w:rPr>
+          <w:rFonts w:cs="Times New Roman"/>
+        </w:rPr>
         <w:t>Что такое события (</w:t>
       </w:r>
       <w:proofErr w:type="spellStart"/>
@@ -8521,7 +8630,14 @@
         <w:rPr>
           <w:rFonts w:cs="Times New Roman"/>
         </w:rPr>
-        <w:t xml:space="preserve"> это специальный механизм на основе делегатов, позволяющий классу оповещать другие классы об изменениях своего состояния через вызов .</w:t>
+        <w:t xml:space="preserve"> это специальный механизм на основе делегатов, позволяющий классу оповещать другие классы об изменениях своего состояния через </w:t>
+      </w:r>
+      <w:proofErr w:type="gramStart"/>
+      <w:r>
+        <w:rPr>
+          <w:rFonts w:cs="Times New Roman"/>
+        </w:rPr>
+        <w:t>вызов .</w:t>
       </w:r>
       <w:proofErr w:type="spellStart"/>
       <w:r>
@@ -8531,17 +8647,47 @@
         <w:t>Invoke</w:t>
       </w:r>
       <w:proofErr w:type="spellEnd"/>
+      <w:proofErr w:type="gramEnd"/>
       <w:r>
         <w:rPr>
           <w:rFonts w:cs="Times New Roman"/>
         </w:rPr>
         <w:t>().</w:t>
       </w:r>
-      <w:r>
-        <w:rPr>
-          <w:rFonts w:cs="Times New Roman"/>
-        </w:rPr>
-        <w:br/>
+    </w:p>
+    <w:p>
+      <w:pPr>
+        <w:pStyle w:val="a4"/>
+        <w:numPr>
+          <w:ilvl w:val="0"/>
+          <w:numId w:val="12"/>
+        </w:numPr>
+        <w:tabs>
+          <w:tab w:val="left" w:pos="916"/>
+          <w:tab w:val="left" w:pos="1832"/>
+          <w:tab w:val="left" w:pos="2748"/>
+          <w:tab w:val="left" w:pos="3664"/>
+          <w:tab w:val="left" w:pos="4580"/>
+          <w:tab w:val="left" w:pos="5496"/>
+          <w:tab w:val="left" w:pos="6412"/>
+          <w:tab w:val="left" w:pos="7328"/>
+          <w:tab w:val="left" w:pos="8244"/>
+          <w:tab w:val="left" w:pos="9160"/>
+          <w:tab w:val="left" w:pos="10076"/>
+          <w:tab w:val="left" w:pos="10992"/>
+          <w:tab w:val="left" w:pos="11908"/>
+          <w:tab w:val="left" w:pos="12824"/>
+          <w:tab w:val="left" w:pos="13740"/>
+          <w:tab w:val="left" w:pos="14656"/>
+        </w:tabs>
+        <w:rPr>
+          <w:rFonts w:cs="Times New Roman"/>
+        </w:rPr>
+      </w:pPr>
+      <w:r>
+        <w:rPr>
+          <w:rFonts w:cs="Times New Roman"/>
+        </w:rPr>
         <w:t>Как происходит подписка и отписка от событий?</w:t>
       </w:r>
       <w:r>
@@ -8552,6 +8698,7 @@
         <w:t xml:space="preserve">Подписка на событие выполняется с помощью оператора += (например, </w:t>
       </w:r>
       <w:proofErr w:type="spellStart"/>
+      <w:proofErr w:type="gramStart"/>
       <w:r>
         <w:rPr>
           <w:rFonts w:cs="Times New Roman"/>
@@ -8559,6 +8706,7 @@
         <w:t>product.CountOfProduct</w:t>
       </w:r>
       <w:proofErr w:type="spellEnd"/>
+      <w:proofErr w:type="gramEnd"/>
       <w:r>
         <w:rPr>
           <w:rFonts w:cs="Times New Roman"/>
@@ -8577,12 +8725,31 @@
         </w:rPr>
         <w:t xml:space="preserve"> с помощью оператора -=.</w:t>
       </w:r>
-      <w:r>
-        <w:rPr>
-          <w:rFonts w:cs="Times New Roman"/>
-        </w:rPr>
-        <w:br/>
-      </w:r>
+    </w:p>
+    <w:p>
+      <w:pPr>
+        <w:tabs>
+          <w:tab w:val="left" w:pos="916"/>
+          <w:tab w:val="left" w:pos="1832"/>
+          <w:tab w:val="left" w:pos="2748"/>
+          <w:tab w:val="left" w:pos="3664"/>
+          <w:tab w:val="left" w:pos="4580"/>
+          <w:tab w:val="left" w:pos="5496"/>
+          <w:tab w:val="left" w:pos="6412"/>
+          <w:tab w:val="left" w:pos="7328"/>
+          <w:tab w:val="left" w:pos="8244"/>
+          <w:tab w:val="left" w:pos="9160"/>
+          <w:tab w:val="left" w:pos="10076"/>
+          <w:tab w:val="left" w:pos="10992"/>
+          <w:tab w:val="left" w:pos="11908"/>
+          <w:tab w:val="left" w:pos="12824"/>
+          <w:tab w:val="left" w:pos="13740"/>
+          <w:tab w:val="left" w:pos="14656"/>
+        </w:tabs>
+        <w:rPr>
+          <w:rFonts w:cs="Times New Roman"/>
+        </w:rPr>
+      </w:pPr>
       <w:r>
         <w:rPr>
           <w:rFonts w:cs="Times New Roman"/>
@@ -8591,35 +8758,57 @@
         </w:rPr>
         <w:t>Вывод</w:t>
       </w:r>
-      <w:r>
-        <w:rPr>
-          <w:rFonts w:cs="Times New Roman"/>
-        </w:rPr>
-        <w:br/>
-        <w:t xml:space="preserve">В ходе выполнения лабораторной работы был разработан класс Product в составе отдельной библиотеки классов </w:t>
-      </w:r>
-      <w:proofErr w:type="spellStart"/>
-      <w:r>
-        <w:rPr>
-          <w:rFonts w:cs="Times New Roman"/>
-        </w:rPr>
-        <w:t>WarehouseLibrary</w:t>
-      </w:r>
-      <w:proofErr w:type="spellEnd"/>
-      <w:r>
-        <w:rPr>
-          <w:rFonts w:cs="Times New Roman"/>
-        </w:rPr>
-        <w:t xml:space="preserve"> и консольное приложение ConsoleApp1. Были освоены механизмы объявления событий, применения делегатов Action и организации взаимодействия объектов через подписку на события. Задание Варианта 10 выполнено в полном объеме.</w:t>
-      </w:r>
     </w:p>
     <w:p>
       <w:pPr>
-        <w:ind w:firstLine="567"/>
-        <w:rPr>
-          <w:rFonts w:cs="Times New Roman"/>
-        </w:rPr>
-      </w:pPr>
+        <w:tabs>
+          <w:tab w:val="left" w:pos="916"/>
+          <w:tab w:val="left" w:pos="1832"/>
+          <w:tab w:val="left" w:pos="2748"/>
+          <w:tab w:val="left" w:pos="3664"/>
+          <w:tab w:val="left" w:pos="4580"/>
+          <w:tab w:val="left" w:pos="5496"/>
+          <w:tab w:val="left" w:pos="6412"/>
+          <w:tab w:val="left" w:pos="7328"/>
+          <w:tab w:val="left" w:pos="8244"/>
+          <w:tab w:val="left" w:pos="9160"/>
+          <w:tab w:val="left" w:pos="10076"/>
+          <w:tab w:val="left" w:pos="10992"/>
+          <w:tab w:val="left" w:pos="11908"/>
+          <w:tab w:val="left" w:pos="12824"/>
+          <w:tab w:val="left" w:pos="13740"/>
+          <w:tab w:val="left" w:pos="14656"/>
+        </w:tabs>
+        <w:rPr>
+          <w:rFonts w:cs="Times New Roman"/>
+        </w:rPr>
+      </w:pPr>
+      <w:r>
+        <w:rPr>
+          <w:rFonts w:cs="Times New Roman"/>
+        </w:rPr>
+        <w:tab/>
+      </w:r>
+      <w:r>
+        <w:rPr>
+          <w:rFonts w:cs="Times New Roman"/>
+        </w:rPr>
+        <w:t xml:space="preserve">В ходе выполнения лабораторной работы был разработан класс Product в составе отдельной библиотеки классов </w:t>
+      </w:r>
+      <w:proofErr w:type="spellStart"/>
+      <w:r>
+        <w:rPr>
+          <w:rFonts w:cs="Times New Roman"/>
+        </w:rPr>
+        <w:t>WarehouseLibrary</w:t>
+      </w:r>
+      <w:proofErr w:type="spellEnd"/>
+      <w:r>
+        <w:rPr>
+          <w:rFonts w:cs="Times New Roman"/>
+        </w:rPr>
+        <w:t xml:space="preserve"> и консольное приложение ConsoleApp1. Были освоены механизмы объявления событий, применения делегатов Action и организации взаимодействия объектов через подписку на события. Задание Варианта 10 выполнено в полном объеме.</w:t>
+      </w:r>
     </w:p>
     <w:sectPr>
       <w:pgSz w:w="11906" w:h="16838"/>
@@ -8860,95 +9049,9 @@
     </w:lvl>
   </w:abstractNum>
   <w:abstractNum w:abstractNumId="2" w15:restartNumberingAfterBreak="0">
-    <w:nsid w:val="1CFC2CA7"/>
+    <w:nsid w:val="19FB71F1"/>
     <w:multiLevelType w:val="hybridMultilevel"/>
-    <w:tmpl w:val="80AE38C8"/>
-    <w:lvl w:ilvl="0" w:tplc="0419000F">
-      <w:start w:val="1"/>
-      <w:numFmt w:val="decimal"/>
-      <w:lvlText w:val="%1."/>
-      <w:lvlJc w:val="left"/>
-      <w:pPr>
-        <w:ind w:left="1004" w:hanging="360"/>
-      </w:pPr>
-    </w:lvl>
-    <w:lvl w:ilvl="1" w:tplc="04190019" w:tentative="1">
-      <w:start w:val="1"/>
-      <w:numFmt w:val="lowerLetter"/>
-      <w:lvlText w:val="%2."/>
-      <w:lvlJc w:val="left"/>
-      <w:pPr>
-        <w:ind w:left="1724" w:hanging="360"/>
-      </w:pPr>
-    </w:lvl>
-    <w:lvl w:ilvl="2" w:tplc="0419001B" w:tentative="1">
-      <w:start w:val="1"/>
-      <w:numFmt w:val="lowerRoman"/>
-      <w:lvlText w:val="%3."/>
-      <w:lvlJc w:val="right"/>
-      <w:pPr>
-        <w:ind w:left="2444" w:hanging="180"/>
-      </w:pPr>
-    </w:lvl>
-    <w:lvl w:ilvl="3" w:tplc="0419000F" w:tentative="1">
-      <w:start w:val="1"/>
-      <w:numFmt w:val="decimal"/>
-      <w:lvlText w:val="%4."/>
-      <w:lvlJc w:val="left"/>
-      <w:pPr>
-        <w:ind w:left="3164" w:hanging="360"/>
-      </w:pPr>
-    </w:lvl>
-    <w:lvl w:ilvl="4" w:tplc="04190019" w:tentative="1">
-      <w:start w:val="1"/>
-      <w:numFmt w:val="lowerLetter"/>
-      <w:lvlText w:val="%5."/>
-      <w:lvlJc w:val="left"/>
-      <w:pPr>
-        <w:ind w:left="3884" w:hanging="360"/>
-      </w:pPr>
-    </w:lvl>
-    <w:lvl w:ilvl="5" w:tplc="0419001B" w:tentative="1">
-      <w:start w:val="1"/>
-      <w:numFmt w:val="lowerRoman"/>
-      <w:lvlText w:val="%6."/>
-      <w:lvlJc w:val="right"/>
-      <w:pPr>
-        <w:ind w:left="4604" w:hanging="180"/>
-      </w:pPr>
-    </w:lvl>
-    <w:lvl w:ilvl="6" w:tplc="0419000F" w:tentative="1">
-      <w:start w:val="1"/>
-      <w:numFmt w:val="decimal"/>
-      <w:lvlText w:val="%7."/>
-      <w:lvlJc w:val="left"/>
-      <w:pPr>
-        <w:ind w:left="5324" w:hanging="360"/>
-      </w:pPr>
-    </w:lvl>
-    <w:lvl w:ilvl="7" w:tplc="04190019" w:tentative="1">
-      <w:start w:val="1"/>
-      <w:numFmt w:val="lowerLetter"/>
-      <w:lvlText w:val="%8."/>
-      <w:lvlJc w:val="left"/>
-      <w:pPr>
-        <w:ind w:left="6044" w:hanging="360"/>
-      </w:pPr>
-    </w:lvl>
-    <w:lvl w:ilvl="8" w:tplc="0419001B" w:tentative="1">
-      <w:start w:val="1"/>
-      <w:numFmt w:val="lowerRoman"/>
-      <w:lvlText w:val="%9."/>
-      <w:lvlJc w:val="right"/>
-      <w:pPr>
-        <w:ind w:left="6764" w:hanging="180"/>
-      </w:pPr>
-    </w:lvl>
-  </w:abstractNum>
-  <w:abstractNum w:abstractNumId="3" w15:restartNumberingAfterBreak="0">
-    <w:nsid w:val="24C72C65"/>
-    <w:multiLevelType w:val="hybridMultilevel"/>
-    <w:tmpl w:val="B8E0E140"/>
+    <w:tmpl w:val="0CC2D364"/>
     <w:lvl w:ilvl="0" w:tplc="04190001">
       <w:start w:val="1"/>
       <w:numFmt w:val="bullet"/>
@@ -9058,17 +9161,103 @@
       </w:rPr>
     </w:lvl>
   </w:abstractNum>
+  <w:abstractNum w:abstractNumId="3" w15:restartNumberingAfterBreak="0">
+    <w:nsid w:val="1CFC2CA7"/>
+    <w:multiLevelType w:val="hybridMultilevel"/>
+    <w:tmpl w:val="80AE38C8"/>
+    <w:lvl w:ilvl="0" w:tplc="0419000F">
+      <w:start w:val="1"/>
+      <w:numFmt w:val="decimal"/>
+      <w:lvlText w:val="%1."/>
+      <w:lvlJc w:val="left"/>
+      <w:pPr>
+        <w:ind w:left="1004" w:hanging="360"/>
+      </w:pPr>
+    </w:lvl>
+    <w:lvl w:ilvl="1" w:tplc="04190019" w:tentative="1">
+      <w:start w:val="1"/>
+      <w:numFmt w:val="lowerLetter"/>
+      <w:lvlText w:val="%2."/>
+      <w:lvlJc w:val="left"/>
+      <w:pPr>
+        <w:ind w:left="1724" w:hanging="360"/>
+      </w:pPr>
+    </w:lvl>
+    <w:lvl w:ilvl="2" w:tplc="0419001B" w:tentative="1">
+      <w:start w:val="1"/>
+      <w:numFmt w:val="lowerRoman"/>
+      <w:lvlText w:val="%3."/>
+      <w:lvlJc w:val="right"/>
+      <w:pPr>
+        <w:ind w:left="2444" w:hanging="180"/>
+      </w:pPr>
+    </w:lvl>
+    <w:lvl w:ilvl="3" w:tplc="0419000F" w:tentative="1">
+      <w:start w:val="1"/>
+      <w:numFmt w:val="decimal"/>
+      <w:lvlText w:val="%4."/>
+      <w:lvlJc w:val="left"/>
+      <w:pPr>
+        <w:ind w:left="3164" w:hanging="360"/>
+      </w:pPr>
+    </w:lvl>
+    <w:lvl w:ilvl="4" w:tplc="04190019" w:tentative="1">
+      <w:start w:val="1"/>
+      <w:numFmt w:val="lowerLetter"/>
+      <w:lvlText w:val="%5."/>
+      <w:lvlJc w:val="left"/>
+      <w:pPr>
+        <w:ind w:left="3884" w:hanging="360"/>
+      </w:pPr>
+    </w:lvl>
+    <w:lvl w:ilvl="5" w:tplc="0419001B" w:tentative="1">
+      <w:start w:val="1"/>
+      <w:numFmt w:val="lowerRoman"/>
+      <w:lvlText w:val="%6."/>
+      <w:lvlJc w:val="right"/>
+      <w:pPr>
+        <w:ind w:left="4604" w:hanging="180"/>
+      </w:pPr>
+    </w:lvl>
+    <w:lvl w:ilvl="6" w:tplc="0419000F" w:tentative="1">
+      <w:start w:val="1"/>
+      <w:numFmt w:val="decimal"/>
+      <w:lvlText w:val="%7."/>
+      <w:lvlJc w:val="left"/>
+      <w:pPr>
+        <w:ind w:left="5324" w:hanging="360"/>
+      </w:pPr>
+    </w:lvl>
+    <w:lvl w:ilvl="7" w:tplc="04190019" w:tentative="1">
+      <w:start w:val="1"/>
+      <w:numFmt w:val="lowerLetter"/>
+      <w:lvlText w:val="%8."/>
+      <w:lvlJc w:val="left"/>
+      <w:pPr>
+        <w:ind w:left="6044" w:hanging="360"/>
+      </w:pPr>
+    </w:lvl>
+    <w:lvl w:ilvl="8" w:tplc="0419001B" w:tentative="1">
+      <w:start w:val="1"/>
+      <w:numFmt w:val="lowerRoman"/>
+      <w:lvlText w:val="%9."/>
+      <w:lvlJc w:val="right"/>
+      <w:pPr>
+        <w:ind w:left="6764" w:hanging="180"/>
+      </w:pPr>
+    </w:lvl>
+  </w:abstractNum>
   <w:abstractNum w:abstractNumId="4" w15:restartNumberingAfterBreak="0">
-    <w:nsid w:val="25CC3F5B"/>
+    <w:nsid w:val="24C72C65"/>
     <w:multiLevelType w:val="hybridMultilevel"/>
-    <w:tmpl w:val="9990D39E"/>
+    <w:tmpl w:val="B8E0E140"/>
     <w:lvl w:ilvl="0" w:tplc="04190001">
       <w:start w:val="1"/>
       <w:numFmt w:val="bullet"/>
       <w:lvlText w:val=""/>
       <w:lvlJc w:val="left"/>
       <w:pPr>
-        <w:ind w:left="1287" w:hanging="360"/>
+        <w:ind w:left="720" w:hanging="360"/>
       </w:pPr>
       <w:rPr>
         <w:rFonts w:ascii="Symbol" w:hAnsi="Symbol" w:hint="default"/>
@@ -9080,7 +9269,7 @@
       <w:lvlText w:val="o"/>
       <w:lvlJc w:val="left"/>
       <w:pPr>
-        <w:ind w:left="2007" w:hanging="360"/>
+        <w:ind w:left="1440" w:hanging="360"/>
       </w:pPr>
       <w:rPr>
         <w:rFonts w:ascii="Courier New" w:hAnsi="Courier New" w:cs="Courier New" w:hint="default"/>
@@ -9092,7 +9281,7 @@
       <w:lvlText w:val=""/>
       <w:lvlJc w:val="left"/>
       <w:pPr>
-        <w:ind w:left="2727" w:hanging="360"/>
+        <w:ind w:left="2160" w:hanging="360"/>
       </w:pPr>
       <w:rPr>
         <w:rFonts w:ascii="Wingdings" w:hAnsi="Wingdings" w:hint="default"/>
@@ -9104,7 +9293,7 @@
       <w:lvlText w:val=""/>
       <w:lvlJc w:val="left"/>
       <w:pPr>
-        <w:ind w:left="3447" w:hanging="360"/>
+        <w:ind w:left="2880" w:hanging="360"/>
       </w:pPr>
       <w:rPr>
         <w:rFonts w:ascii="Symbol" w:hAnsi="Symbol" w:hint="default"/>
@@ -9116,7 +9305,7 @@
       <w:lvlText w:val="o"/>
       <w:lvlJc w:val="left"/>
       <w:pPr>
-        <w:ind w:left="4167" w:hanging="360"/>
+        <w:ind w:left="3600" w:hanging="360"/>
       </w:pPr>
       <w:rPr>
         <w:rFonts w:ascii="Courier New" w:hAnsi="Courier New" w:cs="Courier New" w:hint="default"/>
@@ -9128,7 +9317,7 @@
       <w:lvlText w:val=""/>
       <w:lvlJc w:val="left"/>
       <w:pPr>
-        <w:ind w:left="4887" w:hanging="360"/>
+        <w:ind w:left="4320" w:hanging="360"/>
       </w:pPr>
       <w:rPr>
         <w:rFonts w:ascii="Wingdings" w:hAnsi="Wingdings" w:hint="default"/>
@@ -9140,7 +9329,7 @@
       <w:lvlText w:val=""/>
       <w:lvlJc w:val="left"/>
       <w:pPr>
-        <w:ind w:left="5607" w:hanging="360"/>
+        <w:ind w:left="5040" w:hanging="360"/>
       </w:pPr>
       <w:rPr>
         <w:rFonts w:ascii="Symbol" w:hAnsi="Symbol" w:hint="default"/>
@@ -9152,7 +9341,7 @@
       <w:lvlText w:val="o"/>
       <w:lvlJc w:val="left"/>
       <w:pPr>
-        <w:ind w:left="6327" w:hanging="360"/>
+        <w:ind w:left="5760" w:hanging="360"/>
       </w:pPr>
       <w:rPr>
         <w:rFonts w:ascii="Courier New" w:hAnsi="Courier New" w:cs="Courier New" w:hint="default"/>
@@ -9164,7 +9353,7 @@
       <w:lvlText w:val=""/>
       <w:lvlJc w:val="left"/>
       <w:pPr>
-        <w:ind w:left="7047" w:hanging="360"/>
+        <w:ind w:left="6480" w:hanging="360"/>
       </w:pPr>
       <w:rPr>
         <w:rFonts w:ascii="Wingdings" w:hAnsi="Wingdings" w:hint="default"/>
@@ -9172,6 +9361,119 @@
     </w:lvl>
   </w:abstractNum>
   <w:abstractNum w:abstractNumId="5" w15:restartNumberingAfterBreak="0">
+    <w:nsid w:val="25CC3F5B"/>
+    <w:multiLevelType w:val="hybridMultilevel"/>
+    <w:tmpl w:val="9990D39E"/>
+    <w:lvl w:ilvl="0" w:tplc="04190001">
+      <w:start w:val="1"/>
+      <w:numFmt w:val="bullet"/>
+      <w:lvlText w:val=""/>
+      <w:lvlJc w:val="left"/>
+      <w:pPr>
+        <w:ind w:left="1287" w:hanging="360"/>
+      </w:pPr>
+      <w:rPr>
+        <w:rFonts w:ascii="Symbol" w:hAnsi="Symbol" w:hint="default"/>
+      </w:rPr>
+    </w:lvl>
+    <w:lvl w:ilvl="1" w:tplc="04190003" w:tentative="1">
+      <w:start w:val="1"/>
+      <w:numFmt w:val="bullet"/>
+      <w:lvlText w:val="o"/>
+      <w:lvlJc w:val="left"/>
+      <w:pPr>
+        <w:ind w:left="2007" w:hanging="360"/>
+      </w:pPr>
+      <w:rPr>
+        <w:rFonts w:ascii="Courier New" w:hAnsi="Courier New" w:cs="Courier New" w:hint="default"/>
+      </w:rPr>
+    </w:lvl>
+    <w:lvl w:ilvl="2" w:tplc="04190005" w:tentative="1">
+      <w:start w:val="1"/>
+      <w:numFmt w:val="bullet"/>
+      <w:lvlText w:val=""/>
+      <w:lvlJc w:val="left"/>
+      <w:pPr>
+        <w:ind w:left="2727" w:hanging="360"/>
+      </w:pPr>
+      <w:rPr>
+        <w:rFonts w:ascii="Wingdings" w:hAnsi="Wingdings" w:hint="default"/>
+      </w:rPr>
+    </w:lvl>
+    <w:lvl w:ilvl="3" w:tplc="04190001" w:tentative="1">
+      <w:start w:val="1"/>
+      <w:numFmt w:val="bullet"/>
+      <w:lvlText w:val=""/>
+      <w:lvlJc w:val="left"/>
+      <w:pPr>
+        <w:ind w:left="3447" w:hanging="360"/>
+      </w:pPr>
+      <w:rPr>
+        <w:rFonts w:ascii="Symbol" w:hAnsi="Symbol" w:hint="default"/>
+      </w:rPr>
+    </w:lvl>
+    <w:lvl w:ilvl="4" w:tplc="04190003" w:tentative="1">
+      <w:start w:val="1"/>
+      <w:numFmt w:val="bullet"/>
+      <w:lvlText w:val="o"/>
+      <w:lvlJc w:val="left"/>
+      <w:pPr>
+        <w:ind w:left="4167" w:hanging="360"/>
+      </w:pPr>
+      <w:rPr>
+        <w:rFonts w:ascii="Courier New" w:hAnsi="Courier New" w:cs="Courier New" w:hint="default"/>
+      </w:rPr>
+    </w:lvl>
+    <w:lvl w:ilvl="5" w:tplc="04190005" w:tentative="1">
+      <w:start w:val="1"/>
+      <w:numFmt w:val="bullet"/>
+      <w:lvlText w:val=""/>
+      <w:lvlJc w:val="left"/>
+      <w:pPr>
+        <w:ind w:left="4887" w:hanging="360"/>
+      </w:pPr>
+      <w:rPr>
+        <w:rFonts w:ascii="Wingdings" w:hAnsi="Wingdings" w:hint="default"/>
+      </w:rPr>
+    </w:lvl>
+    <w:lvl w:ilvl="6" w:tplc="04190001" w:tentative="1">
+      <w:start w:val="1"/>
+      <w:numFmt w:val="bullet"/>
+      <w:lvlText w:val=""/>
+      <w:lvlJc w:val="left"/>
+      <w:pPr>
+        <w:ind w:left="5607" w:hanging="360"/>
+      </w:pPr>
+      <w:rPr>
+        <w:rFonts w:ascii="Symbol" w:hAnsi="Symbol" w:hint="default"/>
+      </w:rPr>
+    </w:lvl>
+    <w:lvl w:ilvl="7" w:tplc="04190003" w:tentative="1">
+      <w:start w:val="1"/>
+      <w:numFmt w:val="bullet"/>
+      <w:lvlText w:val="o"/>
+      <w:lvlJc w:val="left"/>
+      <w:pPr>
+        <w:ind w:left="6327" w:hanging="360"/>
+      </w:pPr>
+      <w:rPr>
+        <w:rFonts w:ascii="Courier New" w:hAnsi="Courier New" w:cs="Courier New" w:hint="default"/>
+      </w:rPr>
+    </w:lvl>
+    <w:lvl w:ilvl="8" w:tplc="04190005" w:tentative="1">
+      <w:start w:val="1"/>
+      <w:numFmt w:val="bullet"/>
+      <w:lvlText w:val=""/>
+      <w:lvlJc w:val="left"/>
+      <w:pPr>
+        <w:ind w:left="7047" w:hanging="360"/>
+      </w:pPr>
+      <w:rPr>
+        <w:rFonts w:ascii="Wingdings" w:hAnsi="Wingdings" w:hint="default"/>
+      </w:rPr>
+    </w:lvl>
+  </w:abstractNum>
+  <w:abstractNum w:abstractNumId="6" w15:restartNumberingAfterBreak="0">
     <w:nsid w:val="48467622"/>
     <w:multiLevelType w:val="hybridMultilevel"/>
     <w:tmpl w:val="7FB853AA"/>
@@ -9257,7 +9559,7 @@
       </w:pPr>
     </w:lvl>
   </w:abstractNum>
-  <w:abstractNum w:abstractNumId="6" w15:restartNumberingAfterBreak="0">
+  <w:abstractNum w:abstractNumId="7" w15:restartNumberingAfterBreak="0">
     <w:nsid w:val="48FF2FD9"/>
     <w:multiLevelType w:val="hybridMultilevel"/>
     <w:tmpl w:val="9B2C8BAC"/>
@@ -9347,7 +9649,7 @@
       </w:pPr>
     </w:lvl>
   </w:abstractNum>
-  <w:abstractNum w:abstractNumId="7" w15:restartNumberingAfterBreak="0">
+  <w:abstractNum w:abstractNumId="8" w15:restartNumberingAfterBreak="0">
     <w:nsid w:val="67A8569B"/>
     <w:multiLevelType w:val="hybridMultilevel"/>
     <w:tmpl w:val="94B46B56"/>
@@ -9460,7 +9762,7 @@
       </w:rPr>
     </w:lvl>
   </w:abstractNum>
-  <w:abstractNum w:abstractNumId="8" w15:restartNumberingAfterBreak="0">
+  <w:abstractNum w:abstractNumId="9" w15:restartNumberingAfterBreak="0">
     <w:nsid w:val="71AA4AE7"/>
     <w:multiLevelType w:val="hybridMultilevel"/>
     <w:tmpl w:val="AF889672"/>
@@ -9573,7 +9875,7 @@
       </w:rPr>
     </w:lvl>
   </w:abstractNum>
-  <w:abstractNum w:abstractNumId="9" w15:restartNumberingAfterBreak="0">
+  <w:abstractNum w:abstractNumId="10" w15:restartNumberingAfterBreak="0">
     <w:nsid w:val="786C182F"/>
     <w:multiLevelType w:val="hybridMultilevel"/>
     <w:tmpl w:val="9B2C8BAC"/>
@@ -9694,34 +9996,37 @@
     </w:lvlOverride>
   </w:num>
   <w:num w:numId="2" w16cid:durableId="836503718">
-    <w:abstractNumId w:val="2"/>
+    <w:abstractNumId w:val="3"/>
   </w:num>
   <w:num w:numId="3" w16cid:durableId="33624912">
-    <w:abstractNumId w:val="9"/>
+    <w:abstractNumId w:val="10"/>
   </w:num>
   <w:num w:numId="4" w16cid:durableId="1596328731">
     <w:abstractNumId w:val="0"/>
   </w:num>
   <w:num w:numId="5" w16cid:durableId="1918318732">
+    <w:abstractNumId w:val="7"/>
+  </w:num>
+  <w:num w:numId="6" w16cid:durableId="1131555702">
     <w:abstractNumId w:val="6"/>
   </w:num>
-  <w:num w:numId="6" w16cid:durableId="1131555702">
+  <w:num w:numId="7" w16cid:durableId="913050244">
     <w:abstractNumId w:val="5"/>
   </w:num>
-  <w:num w:numId="7" w16cid:durableId="913050244">
-    <w:abstractNumId w:val="4"/>
-  </w:num>
   <w:num w:numId="8" w16cid:durableId="2078355598">
-    <w:abstractNumId w:val="7"/>
+    <w:abstractNumId w:val="8"/>
   </w:num>
   <w:num w:numId="9" w16cid:durableId="1026951655">
     <w:abstractNumId w:val="1"/>
   </w:num>
   <w:num w:numId="10" w16cid:durableId="1705014078">
-    <w:abstractNumId w:val="8"/>
+    <w:abstractNumId w:val="9"/>
   </w:num>
   <w:num w:numId="11" w16cid:durableId="175272014">
-    <w:abstractNumId w:val="3"/>
+    <w:abstractNumId w:val="4"/>
+  </w:num>
+  <w:num w:numId="12" w16cid:durableId="625083165">
+    <w:abstractNumId w:val="2"/>
   </w:num>
 </w:numbering>
 </file>
